--- a/Deliverables/Laporan_FAT_GLD_Tahap2.docx
+++ b/Deliverables/Laporan_FAT_GLD_Tahap2.docx
@@ -167,7 +167,7 @@
               <w:rPr>
                 <w:sz w:val="19"/>
               </w:rPr>
-              <w:t>1.0</w:t>
+              <w:t>1.1</w:t>
             </w:r>
           </w:p>
         </w:tc>
@@ -1361,14 +1361,14 @@
                 <w:i w:val="0"/>
                 <w:sz w:val="17"/>
               </w:rPr>
-              <w:t>Alarm otomatis saat GLD disemprot LPG; waktu respons belum diukur formal</w:t>
+              <w:t>Alarm otomatis saat GLD disemprot LPG; diterima server di bawah 30 detik</w:t>
             </w:r>
           </w:p>
         </w:tc>
         <w:tc>
           <w:tcPr>
             <w:tcW w:type="dxa" w:w="1584"/>
-            <w:shd w:val="clear" w:color="auto" w:fill="FFF3DC"/>
+            <w:shd w:val="clear" w:color="auto" w:fill="EAF4EC"/>
           </w:tcPr>
           <w:p>
             <w:pPr>
@@ -1377,10 +1377,10 @@
             <w:r>
               <w:rPr>
                 <w:b/>
-                <w:color w:val="8A6D1E"/>
+                <w:color w:val="2C6B33"/>
                 <w:sz w:val="16"/>
               </w:rPr>
-              <w:t>SEBAGIAN</w:t>
+              <w:t>LULUS (LAB)</w:t>
             </w:r>
           </w:p>
         </w:tc>
@@ -1477,7 +1477,7 @@
           <w:color w:val="5B5B5B"/>
           <w:sz w:val="18"/>
         </w:rPr>
-        <w:t>LULUS (LAB) = kriteria lulus terpenuhi pada pengujian laboratorium. SEBAGIAN = fungsi terbukti, tetapi ada parameter yang belum diukur secara formal. Penerimaan resmi ditetapkan melalui lembar pengesahan (Bagian 6).</w:t>
+        <w:t>LULUS (LAB) = kriteria lulus terpenuhi pada pengujian laboratorium. Ketujuh item lulus. Penerimaan resmi ditetapkan melalui lembar pengesahan (Bagian 6).</w:t>
       </w:r>
     </w:p>
     <w:p>
@@ -3214,7 +3214,7 @@
                 <w:i w:val="0"/>
                 <w:sz w:val="18"/>
               </w:rPr>
-              <w:t>Status server berubah menjadi alarm otomatis tanpa pull request (uji 6–8 Agustus 2026). Waktu respons belum diukur dengan pencatat waktu; desain sistem mengirim alarm ±10 detik.</w:t>
+              <w:t>Status server berubah menjadi alarm otomatis tanpa pull request (uji 6–8 Agustus 2026). Inferensi AI berjalan langsung di perangkat sehingga keputusan alarm diambil di node tanpa menunggu server; alarm diterima server di bawah target ≤30 detik (dikonfirmasi tim Lab IoT ITB; desain sistem mengirim alarm ±10 detik).</w:t>
             </w:r>
           </w:p>
         </w:tc>
@@ -3292,7 +3292,7 @@
                 <w:i w:val="0"/>
                 <w:sz w:val="18"/>
               </w:rPr>
-              <w:t>SEBAGIAN</w:t>
+              <w:t>LULUS (LAB)</w:t>
             </w:r>
           </w:p>
         </w:tc>
@@ -3715,7 +3715,7 @@
                 <w:i w:val="0"/>
                 <w:sz w:val="18"/>
               </w:rPr>
-              <w:t>Waktu respons alarm terukur (KPI ≤30 detik)</w:t>
+              <w:t>Uji stabilitas jangka panjang (operasi kontinu 24/7)</w:t>
             </w:r>
           </w:p>
         </w:tc>
@@ -3752,7 +3752,7 @@
                 <w:i w:val="0"/>
                 <w:sz w:val="18"/>
               </w:rPr>
-              <w:t>Ditambahkan pada uji ulang FAT atau SAT</w:t>
+              <w:t>Commissioning dan SAT</w:t>
             </w:r>
           </w:p>
         </w:tc>
@@ -3773,7 +3773,7 @@
                 <w:i w:val="0"/>
                 <w:sz w:val="18"/>
               </w:rPr>
-              <w:t>Uji stabilitas jangka panjang (operasi kontinu 24/7)</w:t>
+              <w:t>Uji kapasitas (jumlah node per CH/Gateway)</w:t>
             </w:r>
           </w:p>
         </w:tc>
@@ -3811,63 +3811,6 @@
                 <w:i w:val="0"/>
                 <w:sz w:val="18"/>
               </w:rPr>
-              <w:t>Commissioning dan SAT</w:t>
-            </w:r>
-          </w:p>
-        </w:tc>
-      </w:tr>
-      <w:tr>
-        <w:tc>
-          <w:tcPr>
-            <w:tcW w:type="dxa" w:w="4752"/>
-          </w:tcPr>
-          <w:p>
-            <w:pPr>
-              <w:spacing w:after="20"/>
-            </w:pPr>
-            <w:r>
-              <w:rPr>
-                <w:b w:val="0"/>
-                <w:i w:val="0"/>
-                <w:sz w:val="18"/>
-              </w:rPr>
-              <w:t>Uji kapasitas (jumlah node per CH/Gateway)</w:t>
-            </w:r>
-          </w:p>
-        </w:tc>
-        <w:tc>
-          <w:tcPr>
-            <w:tcW w:type="dxa" w:w="1728"/>
-            <w:shd w:val="clear" w:color="auto" w:fill="FBE6E4"/>
-          </w:tcPr>
-          <w:p>
-            <w:pPr>
-              <w:spacing w:after="20"/>
-            </w:pPr>
-            <w:r>
-              <w:rPr>
-                <w:b/>
-                <w:color w:val="B23A3A"/>
-                <w:sz w:val="16"/>
-              </w:rPr>
-              <w:t>BELUM DIUJI</w:t>
-            </w:r>
-          </w:p>
-        </w:tc>
-        <w:tc>
-          <w:tcPr>
-            <w:tcW w:type="dxa" w:w="3456"/>
-          </w:tcPr>
-          <w:p>
-            <w:pPr>
-              <w:spacing w:after="20"/>
-            </w:pPr>
-            <w:r>
-              <w:rPr>
-                <w:b w:val="0"/>
-                <w:i w:val="0"/>
-                <w:sz w:val="18"/>
-              </w:rPr>
               <w:t>Pengembangan dan SAT</w:t>
             </w:r>
           </w:p>
@@ -3877,7 +3820,6 @@
         <w:tc>
           <w:tcPr>
             <w:tcW w:type="dxa" w:w="4752"/>
-            <w:shd w:val="clear" w:color="auto" w:fill="FAFAF8"/>
           </w:tcPr>
           <w:p>
             <w:pPr>
@@ -3915,7 +3857,6 @@
         <w:tc>
           <w:tcPr>
             <w:tcW w:type="dxa" w:w="3456"/>
-            <w:shd w:val="clear" w:color="auto" w:fill="FAFAF8"/>
           </w:tcPr>
           <w:p>
             <w:pPr>
@@ -3936,6 +3877,7 @@
         <w:tc>
           <w:tcPr>
             <w:tcW w:type="dxa" w:w="4752"/>
+            <w:shd w:val="clear" w:color="auto" w:fill="FAFAF8"/>
           </w:tcPr>
           <w:p>
             <w:pPr>
@@ -3973,6 +3915,7 @@
         <w:tc>
           <w:tcPr>
             <w:tcW w:type="dxa" w:w="3456"/>
+            <w:shd w:val="clear" w:color="auto" w:fill="FAFAF8"/>
           </w:tcPr>
           <w:p>
             <w:pPr>
@@ -3993,7 +3936,6 @@
         <w:tc>
           <w:tcPr>
             <w:tcW w:type="dxa" w:w="4752"/>
-            <w:shd w:val="clear" w:color="auto" w:fill="FAFAF8"/>
           </w:tcPr>
           <w:p>
             <w:pPr>
@@ -4031,7 +3973,6 @@
         <w:tc>
           <w:tcPr>
             <w:tcW w:type="dxa" w:w="3456"/>
-            <w:shd w:val="clear" w:color="auto" w:fill="FAFAF8"/>
           </w:tcPr>
           <w:p>
             <w:pPr>
@@ -4702,7 +4643,7 @@
         <w:color w:val="5B5B5B"/>
         <w:sz w:val="16"/>
       </w:rPr>
-      <w:t>LGU/GLD/FAT/2026-001  ·  Rev. 1.0</w:t>
+      <w:t>LGU/GLD/FAT/2026-001  ·  Rev. 1.1</w:t>
     </w:r>
     <w:r>
       <w:rPr>

--- a/Deliverables/Laporan_FAT_GLD_Tahap2.docx
+++ b/Deliverables/Laporan_FAT_GLD_Tahap2.docx
@@ -167,7 +167,7 @@
               <w:rPr>
                 <w:sz w:val="19"/>
               </w:rPr>
-              <w:t>1.1</w:t>
+              <w:t>1.2</w:t>
             </w:r>
           </w:p>
         </w:tc>
@@ -1477,7 +1477,7 @@
           <w:color w:val="5B5B5B"/>
           <w:sz w:val="18"/>
         </w:rPr>
-        <w:t>LULUS (LAB) = kriteria lulus terpenuhi pada pengujian laboratorium. Ketujuh item lulus. Penerimaan resmi ditetapkan melalui lembar pengesahan (Bagian 6).</w:t>
+        <w:t>LULUS (LAB) = kriteria lulus terpenuhi pada pengujian laboratorium. Ketujuh item lulus. Penerimaan resmi ditetapkan melalui lembar pengesahan (Bagian 5).</w:t>
       </w:r>
     </w:p>
     <w:p>
@@ -3613,411 +3613,7 @@
         <w:rPr>
           <w:color w:val="1B2A4A"/>
         </w:rPr>
-        <w:t>5. Di luar cakupan FAT ini</w:t>
-      </w:r>
-    </w:p>
-    <w:p>
-      <w:pPr>
-        <w:spacing w:after="120"/>
-      </w:pPr>
-      <w:r>
-        <w:rPr>
-          <w:b w:val="0"/>
-          <w:i w:val="0"/>
-          <w:sz w:val="19"/>
-        </w:rPr>
-        <w:t>Hal berikut belum termasuk dalam laporan ini dan akan dilaporkan pada tahap berikutnya:</w:t>
-      </w:r>
-    </w:p>
-    <w:tbl>
-      <w:tblPr>
-        <w:tblStyle w:val="TableGrid"/>
-        <w:tblW w:type="auto" w:w="0"/>
-        <w:tblLook w:firstColumn="1" w:firstRow="1" w:lastColumn="0" w:lastRow="0" w:noHBand="0" w:noVBand="1" w:val="04A0"/>
-        <w:tblLayout w:type="fixed"/>
-      </w:tblPr>
-      <w:tblGrid>
-        <w:gridCol w:w="4752"/>
-        <w:gridCol w:w="1728"/>
-        <w:gridCol w:w="3456"/>
-      </w:tblGrid>
-      <w:tr>
-        <w:tc>
-          <w:tcPr>
-            <w:tcW w:type="dxa" w:w="4752"/>
-            <w:shd w:val="clear" w:color="auto" w:fill="1B2A4A"/>
-          </w:tcPr>
-          <w:p>
-            <w:pPr>
-              <w:spacing w:after="20"/>
-            </w:pPr>
-            <w:r>
-              <w:rPr>
-                <w:b/>
-                <w:color w:val="FFFFFF"/>
-                <w:sz w:val="18"/>
-              </w:rPr>
-              <w:t>Item</w:t>
-            </w:r>
-          </w:p>
-        </w:tc>
-        <w:tc>
-          <w:tcPr>
-            <w:tcW w:type="dxa" w:w="1728"/>
-            <w:shd w:val="clear" w:color="auto" w:fill="1B2A4A"/>
-          </w:tcPr>
-          <w:p>
-            <w:pPr>
-              <w:spacing w:after="20"/>
-            </w:pPr>
-            <w:r>
-              <w:rPr>
-                <w:b/>
-                <w:color w:val="FFFFFF"/>
-                <w:sz w:val="18"/>
-              </w:rPr>
-              <w:t>Status</w:t>
-            </w:r>
-          </w:p>
-        </w:tc>
-        <w:tc>
-          <w:tcPr>
-            <w:tcW w:type="dxa" w:w="3456"/>
-            <w:shd w:val="clear" w:color="auto" w:fill="1B2A4A"/>
-          </w:tcPr>
-          <w:p>
-            <w:pPr>
-              <w:spacing w:after="20"/>
-            </w:pPr>
-            <w:r>
-              <w:rPr>
-                <w:b/>
-                <w:color w:val="FFFFFF"/>
-                <w:sz w:val="18"/>
-              </w:rPr>
-              <w:t>Tahap</w:t>
-            </w:r>
-          </w:p>
-        </w:tc>
-      </w:tr>
-      <w:tr>
-        <w:tc>
-          <w:tcPr>
-            <w:tcW w:type="dxa" w:w="4752"/>
-          </w:tcPr>
-          <w:p>
-            <w:pPr>
-              <w:spacing w:after="20"/>
-            </w:pPr>
-            <w:r>
-              <w:rPr>
-                <w:b w:val="0"/>
-                <w:i w:val="0"/>
-                <w:sz w:val="18"/>
-              </w:rPr>
-              <w:t>Uji stabilitas jangka panjang (operasi kontinu 24/7)</w:t>
-            </w:r>
-          </w:p>
-        </w:tc>
-        <w:tc>
-          <w:tcPr>
-            <w:tcW w:type="dxa" w:w="1728"/>
-            <w:shd w:val="clear" w:color="auto" w:fill="FBE6E4"/>
-          </w:tcPr>
-          <w:p>
-            <w:pPr>
-              <w:spacing w:after="20"/>
-            </w:pPr>
-            <w:r>
-              <w:rPr>
-                <w:b/>
-                <w:color w:val="B23A3A"/>
-                <w:sz w:val="16"/>
-              </w:rPr>
-              <w:t>BELUM DIUJI</w:t>
-            </w:r>
-          </w:p>
-        </w:tc>
-        <w:tc>
-          <w:tcPr>
-            <w:tcW w:type="dxa" w:w="3456"/>
-          </w:tcPr>
-          <w:p>
-            <w:pPr>
-              <w:spacing w:after="20"/>
-            </w:pPr>
-            <w:r>
-              <w:rPr>
-                <w:b w:val="0"/>
-                <w:i w:val="0"/>
-                <w:sz w:val="18"/>
-              </w:rPr>
-              <w:t>Commissioning dan SAT</w:t>
-            </w:r>
-          </w:p>
-        </w:tc>
-      </w:tr>
-      <w:tr>
-        <w:tc>
-          <w:tcPr>
-            <w:tcW w:type="dxa" w:w="4752"/>
-            <w:shd w:val="clear" w:color="auto" w:fill="FAFAF8"/>
-          </w:tcPr>
-          <w:p>
-            <w:pPr>
-              <w:spacing w:after="20"/>
-            </w:pPr>
-            <w:r>
-              <w:rPr>
-                <w:b w:val="0"/>
-                <w:i w:val="0"/>
-                <w:sz w:val="18"/>
-              </w:rPr>
-              <w:t>Uji kapasitas (jumlah node per CH/Gateway)</w:t>
-            </w:r>
-          </w:p>
-        </w:tc>
-        <w:tc>
-          <w:tcPr>
-            <w:tcW w:type="dxa" w:w="1728"/>
-            <w:shd w:val="clear" w:color="auto" w:fill="FBE6E4"/>
-          </w:tcPr>
-          <w:p>
-            <w:pPr>
-              <w:spacing w:after="20"/>
-            </w:pPr>
-            <w:r>
-              <w:rPr>
-                <w:b/>
-                <w:color w:val="B23A3A"/>
-                <w:sz w:val="16"/>
-              </w:rPr>
-              <w:t>BELUM DIUJI</w:t>
-            </w:r>
-          </w:p>
-        </w:tc>
-        <w:tc>
-          <w:tcPr>
-            <w:tcW w:type="dxa" w:w="3456"/>
-            <w:shd w:val="clear" w:color="auto" w:fill="FAFAF8"/>
-          </w:tcPr>
-          <w:p>
-            <w:pPr>
-              <w:spacing w:after="20"/>
-            </w:pPr>
-            <w:r>
-              <w:rPr>
-                <w:b w:val="0"/>
-                <w:i w:val="0"/>
-                <w:sz w:val="18"/>
-              </w:rPr>
-              <w:t>Pengembangan dan SAT</w:t>
-            </w:r>
-          </w:p>
-        </w:tc>
-      </w:tr>
-      <w:tr>
-        <w:tc>
-          <w:tcPr>
-            <w:tcW w:type="dxa" w:w="4752"/>
-          </w:tcPr>
-          <w:p>
-            <w:pPr>
-              <w:spacing w:after="20"/>
-            </w:pPr>
-            <w:r>
-              <w:rPr>
-                <w:b w:val="0"/>
-                <w:i w:val="0"/>
-                <w:sz w:val="18"/>
-              </w:rPr>
-              <w:t>Deteksi H2S, Benzena, dan CO</w:t>
-            </w:r>
-          </w:p>
-        </w:tc>
-        <w:tc>
-          <w:tcPr>
-            <w:tcW w:type="dxa" w:w="1728"/>
-            <w:shd w:val="clear" w:color="auto" w:fill="FBE6E4"/>
-          </w:tcPr>
-          <w:p>
-            <w:pPr>
-              <w:spacing w:after="20"/>
-            </w:pPr>
-            <w:r>
-              <w:rPr>
-                <w:b/>
-                <w:color w:val="B23A3A"/>
-                <w:sz w:val="16"/>
-              </w:rPr>
-              <w:t>BELUM DIUJI</w:t>
-            </w:r>
-          </w:p>
-        </w:tc>
-        <w:tc>
-          <w:tcPr>
-            <w:tcW w:type="dxa" w:w="3456"/>
-          </w:tcPr>
-          <w:p>
-            <w:pPr>
-              <w:spacing w:after="20"/>
-            </w:pPr>
-            <w:r>
-              <w:rPr>
-                <w:b w:val="0"/>
-                <w:i w:val="0"/>
-                <w:sz w:val="18"/>
-              </w:rPr>
-              <w:t>Menunggu sampel gas dan pelatihan model</w:t>
-            </w:r>
-          </w:p>
-        </w:tc>
-      </w:tr>
-      <w:tr>
-        <w:tc>
-          <w:tcPr>
-            <w:tcW w:type="dxa" w:w="4752"/>
-            <w:shd w:val="clear" w:color="auto" w:fill="FAFAF8"/>
-          </w:tcPr>
-          <w:p>
-            <w:pPr>
-              <w:spacing w:after="20"/>
-            </w:pPr>
-            <w:r>
-              <w:rPr>
-                <w:b w:val="0"/>
-                <w:i w:val="0"/>
-                <w:sz w:val="18"/>
-              </w:rPr>
-              <w:t>Site Acceptance Test di RU IV Cilacap</w:t>
-            </w:r>
-          </w:p>
-        </w:tc>
-        <w:tc>
-          <w:tcPr>
-            <w:tcW w:type="dxa" w:w="1728"/>
-            <w:shd w:val="clear" w:color="auto" w:fill="FBE6E4"/>
-          </w:tcPr>
-          <w:p>
-            <w:pPr>
-              <w:spacing w:after="20"/>
-            </w:pPr>
-            <w:r>
-              <w:rPr>
-                <w:b/>
-                <w:color w:val="B23A3A"/>
-                <w:sz w:val="16"/>
-              </w:rPr>
-              <w:t>BELUM DIUJI</w:t>
-            </w:r>
-          </w:p>
-        </w:tc>
-        <w:tc>
-          <w:tcPr>
-            <w:tcW w:type="dxa" w:w="3456"/>
-            <w:shd w:val="clear" w:color="auto" w:fill="FAFAF8"/>
-          </w:tcPr>
-          <w:p>
-            <w:pPr>
-              <w:spacing w:after="20"/>
-            </w:pPr>
-            <w:r>
-              <w:rPr>
-                <w:b w:val="0"/>
-                <w:i w:val="0"/>
-                <w:sz w:val="18"/>
-              </w:rPr>
-              <w:t>Setelah instalasi</w:t>
-            </w:r>
-          </w:p>
-        </w:tc>
-      </w:tr>
-      <w:tr>
-        <w:tc>
-          <w:tcPr>
-            <w:tcW w:type="dxa" w:w="4752"/>
-          </w:tcPr>
-          <w:p>
-            <w:pPr>
-              <w:spacing w:after="20"/>
-            </w:pPr>
-            <w:r>
-              <w:rPr>
-                <w:b w:val="0"/>
-                <w:i w:val="0"/>
-                <w:sz w:val="18"/>
-              </w:rPr>
-              <w:t>Sertifikasi area berbahaya (ATEX/IECEx)</w:t>
-            </w:r>
-          </w:p>
-        </w:tc>
-        <w:tc>
-          <w:tcPr>
-            <w:tcW w:type="dxa" w:w="1728"/>
-            <w:shd w:val="clear" w:color="auto" w:fill="FBE6E4"/>
-          </w:tcPr>
-          <w:p>
-            <w:pPr>
-              <w:spacing w:after="20"/>
-            </w:pPr>
-            <w:r>
-              <w:rPr>
-                <w:b/>
-                <w:color w:val="B23A3A"/>
-                <w:sz w:val="16"/>
-              </w:rPr>
-              <w:t>BELUM DIUJI</w:t>
-            </w:r>
-          </w:p>
-        </w:tc>
-        <w:tc>
-          <w:tcPr>
-            <w:tcW w:type="dxa" w:w="3456"/>
-          </w:tcPr>
-          <w:p>
-            <w:pPr>
-              <w:spacing w:after="20"/>
-            </w:pPr>
-            <w:r>
-              <w:rPr>
-                <w:b w:val="0"/>
-                <w:i w:val="0"/>
-                <w:sz w:val="18"/>
-              </w:rPr>
-              <w:t>Jalur sertifikasi terpisah</w:t>
-            </w:r>
-          </w:p>
-        </w:tc>
-      </w:tr>
-    </w:tbl>
-    <w:p>
-      <w:pPr>
-        <w:spacing w:after="40"/>
-      </w:pPr>
-    </w:p>
-    <w:p>
-      <w:pPr>
-        <w:spacing w:after="120"/>
-      </w:pPr>
-      <w:r>
-        <w:rPr>
-          <w:b w:val="0"/>
-          <w:i w:val="0"/>
-          <w:color w:val="5B5B5B"/>
-          <w:sz w:val="18"/>
-        </w:rPr>
-        <w:t>Uji tambahan setelah witness: hasil awal uji ketahanan radio terhadap interferensi kanal yang sama (10–25 dBm, 17 September 2026) menunjukkan sistem tetap stabil dengan RSSI sekitar −17 s/d −18 dBm. Hasil ini bersifat awal dan informal.</w:t>
-      </w:r>
-    </w:p>
-    <w:p>
-      <w:pPr>
-        <w:pStyle w:val="Heading1"/>
-      </w:pPr>
-      <w:r>
-        <w:rPr>
-          <w:color w:val="1B2A4A"/>
-        </w:rPr>
-        <w:t>6. Lembar pengesahan</w:t>
+        <w:t>5. Lembar pengesahan</w:t>
       </w:r>
     </w:p>
     <w:p>
@@ -4643,7 +4239,7 @@
         <w:color w:val="5B5B5B"/>
         <w:sz w:val="16"/>
       </w:rPr>
-      <w:t>LGU/GLD/FAT/2026-001  ·  Rev. 1.1</w:t>
+      <w:t>LGU/GLD/FAT/2026-001  ·  Rev. 1.2</w:t>
     </w:r>
     <w:r>
       <w:rPr>

--- a/Deliverables/Laporan_FAT_GLD_Tahap2.docx
+++ b/Deliverables/Laporan_FAT_GLD_Tahap2.docx
@@ -167,7 +167,7 @@
               <w:rPr>
                 <w:sz w:val="19"/>
               </w:rPr>
-              <w:t>1.2</w:t>
+              <w:t>1.3</w:t>
             </w:r>
           </w:p>
         </w:tc>
@@ -4207,6 +4207,177 @@
           </w:p>
         </w:tc>
       </w:tr>
+      <w:tr>
+        <w:tc>
+          <w:tcPr>
+            <w:tcW w:type="dxa" w:w="576"/>
+          </w:tcPr>
+          <w:p>
+            <w:pPr>
+              <w:spacing w:after="20"/>
+            </w:pPr>
+            <w:r>
+              <w:rPr>
+                <w:b w:val="0"/>
+                <w:i w:val="0"/>
+                <w:sz w:val="18"/>
+              </w:rPr>
+              <w:t>7</w:t>
+            </w:r>
+          </w:p>
+        </w:tc>
+        <w:tc>
+          <w:tcPr>
+            <w:tcW w:type="dxa" w:w="6624"/>
+          </w:tcPr>
+          <w:p>
+            <w:pPr>
+              <w:spacing w:after="20"/>
+            </w:pPr>
+            <w:r>
+              <w:rPr>
+                <w:b w:val="0"/>
+                <w:i w:val="0"/>
+                <w:sz w:val="18"/>
+              </w:rPr>
+              <w:t>Laporan Uji Laboratorium 01 — Model AI (LGU/GLD/UJI-LAB/2026-001)</w:t>
+            </w:r>
+          </w:p>
+        </w:tc>
+        <w:tc>
+          <w:tcPr>
+            <w:tcW w:type="dxa" w:w="2736"/>
+          </w:tcPr>
+          <w:p>
+            <w:pPr>
+              <w:spacing w:after="20"/>
+            </w:pPr>
+            <w:r>
+              <w:rPr>
+                <w:b w:val="0"/>
+                <w:i w:val="0"/>
+                <w:sz w:val="18"/>
+              </w:rPr>
+              <w:t>FAT-01, FAT-02</w:t>
+            </w:r>
+          </w:p>
+        </w:tc>
+      </w:tr>
+      <w:tr>
+        <w:tc>
+          <w:tcPr>
+            <w:tcW w:type="dxa" w:w="576"/>
+            <w:shd w:val="clear" w:color="auto" w:fill="FAFAF8"/>
+          </w:tcPr>
+          <w:p>
+            <w:pPr>
+              <w:spacing w:after="20"/>
+            </w:pPr>
+            <w:r>
+              <w:rPr>
+                <w:b w:val="0"/>
+                <w:i w:val="0"/>
+                <w:sz w:val="18"/>
+              </w:rPr>
+              <w:t>8</w:t>
+            </w:r>
+          </w:p>
+        </w:tc>
+        <w:tc>
+          <w:tcPr>
+            <w:tcW w:type="dxa" w:w="6624"/>
+            <w:shd w:val="clear" w:color="auto" w:fill="FAFAF8"/>
+          </w:tcPr>
+          <w:p>
+            <w:pPr>
+              <w:spacing w:after="20"/>
+            </w:pPr>
+            <w:r>
+              <w:rPr>
+                <w:b w:val="0"/>
+                <w:i w:val="0"/>
+                <w:sz w:val="18"/>
+              </w:rPr>
+              <w:t>Laporan Uji Laboratorium 02 — Komunikasi LoRa (LGU/GLD/UJI-LAB/2026-002)</w:t>
+            </w:r>
+          </w:p>
+        </w:tc>
+        <w:tc>
+          <w:tcPr>
+            <w:tcW w:type="dxa" w:w="2736"/>
+            <w:shd w:val="clear" w:color="auto" w:fill="FAFAF8"/>
+          </w:tcPr>
+          <w:p>
+            <w:pPr>
+              <w:spacing w:after="20"/>
+            </w:pPr>
+            <w:r>
+              <w:rPr>
+                <w:b w:val="0"/>
+                <w:i w:val="0"/>
+                <w:sz w:val="18"/>
+              </w:rPr>
+              <w:t>FAT-03</w:t>
+            </w:r>
+          </w:p>
+        </w:tc>
+      </w:tr>
+      <w:tr>
+        <w:tc>
+          <w:tcPr>
+            <w:tcW w:type="dxa" w:w="576"/>
+          </w:tcPr>
+          <w:p>
+            <w:pPr>
+              <w:spacing w:after="20"/>
+            </w:pPr>
+            <w:r>
+              <w:rPr>
+                <w:b w:val="0"/>
+                <w:i w:val="0"/>
+                <w:sz w:val="18"/>
+              </w:rPr>
+              <w:t>9</w:t>
+            </w:r>
+          </w:p>
+        </w:tc>
+        <w:tc>
+          <w:tcPr>
+            <w:tcW w:type="dxa" w:w="6624"/>
+          </w:tcPr>
+          <w:p>
+            <w:pPr>
+              <w:spacing w:after="20"/>
+            </w:pPr>
+            <w:r>
+              <w:rPr>
+                <w:b w:val="0"/>
+                <w:i w:val="0"/>
+                <w:sz w:val="18"/>
+              </w:rPr>
+              <w:t>Laporan Uji Laboratorium 03 — Mesh, Failover, Downlink &amp; Integrasi (LGU/GLD/UJI-LAB/2026-003)</w:t>
+            </w:r>
+          </w:p>
+        </w:tc>
+        <w:tc>
+          <w:tcPr>
+            <w:tcW w:type="dxa" w:w="2736"/>
+          </w:tcPr>
+          <w:p>
+            <w:pPr>
+              <w:spacing w:after="20"/>
+            </w:pPr>
+            <w:r>
+              <w:rPr>
+                <w:b w:val="0"/>
+                <w:i w:val="0"/>
+                <w:sz w:val="18"/>
+              </w:rPr>
+              <w:t>FAT-04 s.d. FAT-07</w:t>
+            </w:r>
+          </w:p>
+        </w:tc>
+      </w:tr>
     </w:tbl>
     <w:p>
       <w:pPr>
@@ -4239,7 +4410,7 @@
         <w:color w:val="5B5B5B"/>
         <w:sz w:val="16"/>
       </w:rPr>
-      <w:t>LGU/GLD/FAT/2026-001  ·  Rev. 1.2</w:t>
+      <w:t>LGU/GLD/FAT/2026-001  ·  Rev. 1.3</w:t>
     </w:r>
     <w:r>
       <w:rPr>

--- a/Deliverables/Laporan_FAT_GLD_Tahap2.docx
+++ b/Deliverables/Laporan_FAT_GLD_Tahap2.docx
@@ -167,7 +167,7 @@
               <w:rPr>
                 <w:sz w:val="19"/>
               </w:rPr>
-              <w:t>1.3</w:t>
+              <w:t>1.4</w:t>
             </w:r>
           </w:p>
         </w:tc>
@@ -241,7 +241,7 @@
               <w:rPr>
                 <w:sz w:val="19"/>
               </w:rPr>
-              <w:t>Draf untuk pengesahan — hasil uji laboratorium, bukan Site Acceptance Test (SAT)</w:t>
+              <w:t>Untuk pengesahan — hasil uji laboratorium (FAT), bukan Site Acceptance Test (SAT)</w:t>
             </w:r>
           </w:p>
         </w:tc>
@@ -512,14 +512,14 @@
         <w:tblLayout w:type="fixed"/>
       </w:tblPr>
       <w:tblGrid>
-        <w:gridCol w:w="2448"/>
-        <w:gridCol w:w="1872"/>
-        <w:gridCol w:w="5616"/>
+        <w:gridCol w:w="2160"/>
+        <w:gridCol w:w="2880"/>
+        <w:gridCol w:w="4896"/>
       </w:tblGrid>
       <w:tr>
         <w:tc>
           <w:tcPr>
-            <w:tcW w:type="dxa" w:w="2448"/>
+            <w:tcW w:type="dxa" w:w="2160"/>
             <w:shd w:val="clear" w:color="auto" w:fill="1B2A4A"/>
           </w:tcPr>
           <w:p>
@@ -538,7 +538,7 @@
         </w:tc>
         <w:tc>
           <w:tcPr>
-            <w:tcW w:type="dxa" w:w="1872"/>
+            <w:tcW w:type="dxa" w:w="2880"/>
             <w:shd w:val="clear" w:color="auto" w:fill="1B2A4A"/>
           </w:tcPr>
           <w:p>
@@ -557,7 +557,7 @@
         </w:tc>
         <w:tc>
           <w:tcPr>
-            <w:tcW w:type="dxa" w:w="5616"/>
+            <w:tcW w:type="dxa" w:w="4896"/>
             <w:shd w:val="clear" w:color="auto" w:fill="1B2A4A"/>
           </w:tcPr>
           <w:p>
@@ -570,7 +570,7 @@
                 <w:color w:val="FFFFFF"/>
                 <w:sz w:val="18"/>
               </w:rPr>
-              <w:t>Keterangan</w:t>
+              <w:t>Dipakai dalam uji FAT</w:t>
             </w:r>
           </w:p>
         </w:tc>
@@ -578,7 +578,7 @@
       <w:tr>
         <w:tc>
           <w:tcPr>
-            <w:tcW w:type="dxa" w:w="2448"/>
+            <w:tcW w:type="dxa" w:w="2160"/>
           </w:tcPr>
           <w:p>
             <w:pPr>
@@ -596,7 +596,7 @@
         </w:tc>
         <w:tc>
           <w:tcPr>
-            <w:tcW w:type="dxa" w:w="1872"/>
+            <w:tcW w:type="dxa" w:w="2880"/>
           </w:tcPr>
           <w:p>
             <w:pPr>
@@ -608,13 +608,13 @@
                 <w:i w:val="0"/>
                 <w:sz w:val="18"/>
               </w:rPr>
-              <w:t>4 unit</w:t>
+              <w:t>4 unit (3 untuk RU IV + 1 cadangan)</w:t>
             </w:r>
           </w:p>
         </w:tc>
         <w:tc>
           <w:tcPr>
-            <w:tcW w:type="dxa" w:w="5616"/>
+            <w:tcW w:type="dxa" w:w="4896"/>
           </w:tcPr>
           <w:p>
             <w:pPr>
@@ -626,7 +626,7 @@
                 <w:i w:val="0"/>
                 <w:sz w:val="18"/>
               </w:rPr>
-              <w:t>8 sensor MQ, ESP32-S3, LoRa; 3 unit untuk RU IV + 1 cadangan</w:t>
+              <w:t>Uji real-time AI pada device 1001; uji CH dan downlink pada node beralamat 0xAA01 dan 0xF020</w:t>
             </w:r>
           </w:p>
         </w:tc>
@@ -634,7 +634,7 @@
       <w:tr>
         <w:tc>
           <w:tcPr>
-            <w:tcW w:type="dxa" w:w="2448"/>
+            <w:tcW w:type="dxa" w:w="2160"/>
             <w:shd w:val="clear" w:color="auto" w:fill="FAFAF8"/>
           </w:tcPr>
           <w:p>
@@ -653,7 +653,7 @@
         </w:tc>
         <w:tc>
           <w:tcPr>
-            <w:tcW w:type="dxa" w:w="1872"/>
+            <w:tcW w:type="dxa" w:w="2880"/>
             <w:shd w:val="clear" w:color="auto" w:fill="FAFAF8"/>
           </w:tcPr>
           <w:p>
@@ -666,13 +666,13 @@
                 <w:i w:val="0"/>
                 <w:sz w:val="18"/>
               </w:rPr>
-              <w:t>16 unit</w:t>
+              <w:t>16 unit (9 besar + 7 kecil)</w:t>
             </w:r>
           </w:p>
         </w:tc>
         <w:tc>
           <w:tcPr>
-            <w:tcW w:type="dxa" w:w="5616"/>
+            <w:tcW w:type="dxa" w:w="4896"/>
             <w:shd w:val="clear" w:color="auto" w:fill="FAFAF8"/>
           </w:tcPr>
           <w:p>
@@ -685,7 +685,7 @@
                 <w:i w:val="0"/>
                 <w:sz w:val="18"/>
               </w:rPr>
-              <w:t>9 unit besar + 7 unit kecil; panel surya + baterai</w:t>
+              <w:t>3 unit pada uji failover dan alarm otomatis; 8 unit pada uji mesh 16 Juli 2026</w:t>
             </w:r>
           </w:p>
         </w:tc>
@@ -693,7 +693,7 @@
       <w:tr>
         <w:tc>
           <w:tcPr>
-            <w:tcW w:type="dxa" w:w="2448"/>
+            <w:tcW w:type="dxa" w:w="2160"/>
           </w:tcPr>
           <w:p>
             <w:pPr>
@@ -711,7 +711,7 @@
         </w:tc>
         <w:tc>
           <w:tcPr>
-            <w:tcW w:type="dxa" w:w="1872"/>
+            <w:tcW w:type="dxa" w:w="2880"/>
           </w:tcPr>
           <w:p>
             <w:pPr>
@@ -729,7 +729,7 @@
         </w:tc>
         <w:tc>
           <w:tcPr>
-            <w:tcW w:type="dxa" w:w="5616"/>
+            <w:tcW w:type="dxa" w:w="4896"/>
           </w:tcPr>
           <w:p>
             <w:pPr>
@@ -741,7 +741,7 @@
                 <w:i w:val="0"/>
                 <w:sz w:val="18"/>
               </w:rPr>
-              <w:t>Radio mesh LoRa → Wi-Fi → MQTT</w:t>
+              <w:t>1 unit (radio mesh LoRa → Wi-Fi → MQTT)</w:t>
             </w:r>
           </w:p>
         </w:tc>
@@ -749,7 +749,7 @@
       <w:tr>
         <w:tc>
           <w:tcPr>
-            <w:tcW w:type="dxa" w:w="2448"/>
+            <w:tcW w:type="dxa" w:w="2160"/>
             <w:shd w:val="clear" w:color="auto" w:fill="FAFAF8"/>
           </w:tcPr>
           <w:p>
@@ -768,7 +768,7 @@
         </w:tc>
         <w:tc>
           <w:tcPr>
-            <w:tcW w:type="dxa" w:w="1872"/>
+            <w:tcW w:type="dxa" w:w="2880"/>
             <w:shd w:val="clear" w:color="auto" w:fill="FAFAF8"/>
           </w:tcPr>
           <w:p>
@@ -787,7 +787,7 @@
         </w:tc>
         <w:tc>
           <w:tcPr>
-            <w:tcW w:type="dxa" w:w="5616"/>
+            <w:tcW w:type="dxa" w:w="4896"/>
             <w:shd w:val="clear" w:color="auto" w:fill="FAFAF8"/>
           </w:tcPr>
           <w:p>
@@ -1055,7 +1055,7 @@
                 <w:i w:val="0"/>
                 <w:sz w:val="17"/>
               </w:rPr>
-              <w:t>Akurasi uji 99,73%; INT8 di chip 99,20%; real-time di perangkat 97,65%</w:t>
+              <w:t>AI berjalan di perangkat; uji real-time 97,65%; validasi model 99,73% (INT8 99,20%)</w:t>
             </w:r>
           </w:p>
         </w:tc>
@@ -1130,7 +1130,7 @@
                 <w:i w:val="0"/>
                 <w:sz w:val="17"/>
               </w:rPr>
-              <w:t>PDR 100% pada 177 m dan 243 m; 87% pada 200 m terhalang gedung</w:t>
+              <w:t>PDR 100% pada 177 m dan 243 m jalur pandang bebas; batas jangkauan per hop teridentifikasi</w:t>
             </w:r>
           </w:p>
         </w:tc>
@@ -1361,7 +1361,7 @@
                 <w:i w:val="0"/>
                 <w:sz w:val="17"/>
               </w:rPr>
-              <w:t>Alarm otomatis saat GLD disemprot LPG; diterima server di bawah 30 detik</w:t>
+              <w:t>Alarm otomatis di server saat GLD disemprot LPG, tanpa permintaan data</w:t>
             </w:r>
           </w:p>
         </w:tc>
@@ -1477,7 +1477,7 @@
           <w:color w:val="5B5B5B"/>
           <w:sz w:val="18"/>
         </w:rPr>
-        <w:t>LULUS (LAB) = kriteria lulus terpenuhi pada pengujian laboratorium. Ketujuh item lulus. Penerimaan resmi ditetapkan melalui lembar pengesahan (Bagian 5).</w:t>
+        <w:t>LULUS (LAB) = kriteria lulus terpenuhi pada pengujian laboratorium. Ketujuh item lulus. Penerimaan hasil uji dinyatakan melalui lembar pengesahan uji (Bagian 5).</w:t>
       </w:r>
     </w:p>
     <w:p>
@@ -1704,7 +1704,7 @@
                 <w:i w:val="0"/>
                 <w:sz w:val="18"/>
               </w:rPr>
-              <w:t>Dataset 1.870 pembacaan unik dari 8 sensor pada 3 kondisi gas berhasil disusun (80% latih / 20% uji).</w:t>
+              <w:t>8 dari 8 kanal terbaca valid. Dataset pengembangan 1.870 pembacaan unik dari 8 sensor berhasil disusun pada 3 kondisi (LPG, CO₂, udara bersih), dibagi 80% latih / 20% uji.</w:t>
             </w:r>
           </w:p>
         </w:tc>
@@ -1928,7 +1928,7 @@
                 <w:i w:val="0"/>
                 <w:sz w:val="18"/>
               </w:rPr>
-              <w:t>Model dilatih dan diuji pada data yang belum pernah dilihat, dikuantisasi INT8, ditanam di firmware, lalu diuji real-time di board ESP32-S3 (device 1001) terhadap gas sebenarnya.</w:t>
+              <w:t>(a) Validasi model pada dataset pengembangan: model dilatih dan diuji pada data yang belum pernah dilihat, lalu dikuantisasi INT8 agar muat di ESP32-S3. (b) Uji real-time di perangkat: model ditanam di firmware dan dijalankan di board ESP32-S3 (device 1001) terhadap gas sebenarnya.</w:t>
             </w:r>
           </w:p>
         </w:tc>
@@ -1966,7 +1966,7 @@
                 <w:i w:val="0"/>
                 <w:sz w:val="18"/>
               </w:rPr>
-              <w:t>Model muat di memori ESP32-S3 dan menghasilkan klasifikasi benar pada uji real-time (KPI proposal: Classification Accuracy).</w:t>
+              <w:t>Model berjalan di ESP32-S3 tanpa server dan menghasilkan klasifikasi benar pada uji real-time (KPI proposal: Classification Accuracy).</w:t>
             </w:r>
           </w:p>
         </w:tc>
@@ -2006,7 +2006,7 @@
                 <w:i w:val="0"/>
                 <w:sz w:val="18"/>
               </w:rPr>
-              <w:t>Akurasi data uji 99,73% (374 data, F1 rata-rata 99,56%); model INT8 9,14 KB akurasi 99,20%; uji real-time di perangkat ±11,7 menit nonstop, 1.176 pembacaan, akurasi 97,65% (H2 presisi 98,4%; udara bersih 96,9%).</w:t>
+              <w:t>(a) Dataset pengembangan (LPG, CO₂, udara bersih): akurasi data uji 99,73% (374 data, F1 rata-rata 99,56%); setelah kuantisasi INT8 (9,14 KB) 99,20%. (b) Konfigurasi model di perangkat sesuai Technical Datasheet Rev 4.0 (4 September 2026): label Clean Air, LPG, dan H2 beserta nilai confidence. Uji real-time di perangkat ±11,7 menit nonstop, 1.176 pembacaan, akurasi 97,65% (H2 presisi 98,4%; udara bersih 96,9%). Deteksi LPG di perangkat dibuktikan pada FAT-06.</w:t>
             </w:r>
           </w:p>
         </w:tc>
@@ -2044,7 +2044,7 @@
                 <w:i w:val="0"/>
                 <w:sz w:val="18"/>
               </w:rPr>
-              <w:t>Presentasi hasil model CNN Dual-Branch (slide 8–10: hasil uji, uji real-time, kuantisasi).</w:t>
+              <w:t>Presentasi hasil model CNN Dual-Branch (slide 8–10); Technical Datasheet Rev 4.0 Gas Leak Detector (bagian 4.1, keluaran klasifikasi); Laporan Uji Laboratorium 01.</w:t>
             </w:r>
           </w:p>
         </w:tc>
@@ -2268,7 +2268,7 @@
                 <w:i w:val="0"/>
                 <w:sz w:val="18"/>
               </w:rPr>
-              <w:t>PDR 100% pada jarak operasional yang direncanakan antar-hop.</w:t>
+              <w:t>PDR 100% pada link jalur pandang bebas antar-hop, dan batas jangkauan per hop teridentifikasi sebagai dasar penempatan GLD dan CH.</w:t>
             </w:r>
           </w:p>
         </w:tc>
@@ -2308,7 +2308,7 @@
                 <w:i w:val="0"/>
                 <w:sz w:val="18"/>
               </w:rPr>
-              <w:t>PDR 100% pada 177 m (depan LFT) dan 243 m (Gerbang Utara); PDR 87% pada 200 m terhalang gedung (STEI Lt.2); di atas ±340 m atau terhalang berat link putus. Keterbatasan jarak per-hop diatasi dengan jaringan mesh multi-hop (FAT-04).</w:t>
+              <w:t>PDR 100% pada link jalur pandang bebas 177 m (depan LFT) dan 243 m (Gerbang Utara). Batas jangkauan teridentifikasi: PDR 87% pada 201 m terhalang gedung (STEI Lt.2); link putus di atas ±340 m atau saat terhalang berat. Jarak antar-hop di lokasi ditetapkan di bawah batas ini dan jangkauan diperluas dengan jaringan mesh multi-hop (FAT-04).</w:t>
             </w:r>
           </w:p>
         </w:tc>
@@ -2648,7 +2648,7 @@
                 <w:i w:val="0"/>
                 <w:sz w:val="18"/>
               </w:rPr>
-              <w:t>Catatan uji CH (Mei 2026) dan uji mesh 8 CH (16 Juli 2026), Lab IoT ITB.</w:t>
+              <w:t>Kutipan catatan uji Lab IoT ITB: uji CH dan failover (Mei 2026), uji mesh 8 CH dan downlink (16 Juli 2026); Laporan Uji Laboratorium 03.</w:t>
             </w:r>
           </w:p>
         </w:tc>
@@ -3174,7 +3174,7 @@
                 <w:i w:val="0"/>
                 <w:sz w:val="18"/>
               </w:rPr>
-              <w:t>Status server berubah menjadi alarm secara otomatis (KPI proposal: Response Time ≤30 detik).</w:t>
+              <w:t>Status server berubah menjadi alarm secara otomatis, tanpa permintaan data dari server (push).</w:t>
             </w:r>
           </w:p>
         </w:tc>
@@ -3214,7 +3214,7 @@
                 <w:i w:val="0"/>
                 <w:sz w:val="18"/>
               </w:rPr>
-              <w:t>Status server berubah menjadi alarm otomatis tanpa pull request (uji 6–8 Agustus 2026). Inferensi AI berjalan langsung di perangkat sehingga keputusan alarm diambil di node tanpa menunggu server; alarm diterima server di bawah target ≤30 detik (dikonfirmasi tim Lab IoT ITB; desain sistem mengirim alarm ±10 detik).</w:t>
+              <w:t>Status server berubah menjadi alarm secara otomatis tanpa permintaan data dari server (uji 6–8 Agustus 2026). Keputusan alarm diambil di node oleh AI di perangkat, lalu dikirim langsung ke server. Waktu respons tidak diukur dengan pencatat waktu pada uji ini; interval laporan radio sesuai desain adalah 10 detik (Technical Datasheet Rev 4.0). Waktu respons terhadap KPI proposal (≤30 detik) diukur pada Site Acceptance Test di lokasi.</w:t>
             </w:r>
           </w:p>
         </w:tc>
@@ -3516,7 +3516,7 @@
                 <w:i w:val="0"/>
                 <w:sz w:val="18"/>
               </w:rPr>
-              <w:t>Data dan alarm tampil di dashboard laboratorium. Permintaan Pertamina 6 Agustus (kolom Area dan identitas peralatan, tampilan ppm real-time) ditindaklanjuti pada tahap berikutnya.</w:t>
+              <w:t>Data dan status alarm tiap node tampil di dashboard laboratorium. Masukan Pertamina pada rapat 6 Agustus 2026 (kolom Area dan identitas peralatan, tampilan ppm real-time) merupakan penyesuaian tampilan aplikasi untuk lokasi; tidak termasuk kriteria FAT-07 dan dikerjakan pada konfigurasi aplikasi di lokasi.</w:t>
             </w:r>
           </w:p>
         </w:tc>
@@ -3613,7 +3613,7 @@
         <w:rPr>
           <w:color w:val="1B2A4A"/>
         </w:rPr>
-        <w:t>5. Lembar pengesahan</w:t>
+        <w:t>5. Lembar pengesahan uji</w:t>
       </w:r>
     </w:p>
     <w:p>
@@ -3626,7 +3626,7 @@
           <w:i w:val="0"/>
           <w:sz w:val="19"/>
         </w:rPr>
-        <w:t>Dengan ditandatanganinya lembar ini, para pihak menyatakan telah memeriksa dan/atau menyaksikan hasil Factory Acceptance Test sebagaimana diuraikan dalam laporan ini.</w:t>
+        <w:t>Dengan ditandatanganinya lembar ini, para pihak menyatakan telah memeriksa dan/atau menyaksikan hasil Factory Acceptance Test FAT-01 sampai FAT-07 sebagaimana diuraikan dalam laporan ini.</w:t>
       </w:r>
     </w:p>
     <w:tbl>
@@ -4068,7 +4068,7 @@
                 <w:i w:val="0"/>
                 <w:sz w:val="18"/>
               </w:rPr>
-              <w:t>Catatan uji CH (Mei 2026) dan uji mesh 8 CH (16 Juli 2026)</w:t>
+              <w:t>Kutipan catatan uji Lab IoT ITB: uji CH dan failover (Mei 2026), baseline LoRa, uji mesh 8 CH dan downlink (16 Juli 2026)</w:t>
             </w:r>
           </w:p>
         </w:tc>
@@ -4087,7 +4087,7 @@
                 <w:i w:val="0"/>
                 <w:sz w:val="18"/>
               </w:rPr>
-              <w:t>FAT-04, FAT-05</w:t>
+              <w:t>FAT-03, FAT-04, FAT-05</w:t>
             </w:r>
           </w:p>
         </w:tc>
@@ -4143,7 +4143,7 @@
                 <w:i w:val="0"/>
                 <w:sz w:val="18"/>
               </w:rPr>
-              <w:t>FAT-05, konfigurasi</w:t>
+              <w:t>FAT-02, FAT-05, FAT-06, konfigurasi</w:t>
             </w:r>
           </w:p>
         </w:tc>
@@ -4410,7 +4410,7 @@
         <w:color w:val="5B5B5B"/>
         <w:sz w:val="16"/>
       </w:rPr>
-      <w:t>LGU/GLD/FAT/2026-001  ·  Rev. 1.3</w:t>
+      <w:t>LGU/GLD/FAT/2026-001  ·  Rev. 1.4</w:t>
     </w:r>
     <w:r>
       <w:rPr>
@@ -4501,7 +4501,7 @@
         <w:color w:val="5B5B5B"/>
         <w:sz w:val="16"/>
       </w:rPr>
-      <w:t>Laporan Factory Acceptance Test — Sistem GLD Tahap 2  |  Draf untuk Pengesahan</w:t>
+      <w:t>Laporan Factory Acceptance Test — Sistem GLD Tahap 2  |  Untuk Pengesahan</w:t>
     </w:r>
   </w:p>
 </w:hdr>

--- a/Deliverables/Laporan_FAT_GLD_Tahap2.docx
+++ b/Deliverables/Laporan_FAT_GLD_Tahap2.docx
@@ -204,7 +204,7 @@
               <w:rPr>
                 <w:sz w:val="19"/>
               </w:rPr>
-              <w:t>4 Oktober 2026</w:t>
+              <w:t>5 Oktober 2026</w:t>
             </w:r>
           </w:p>
         </w:tc>
